--- a/2027/ОПІ ЛК 01 Поняття програмної інженерії.docx
+++ b/2027/ОПІ ЛК 01 Поняття програмної інженерії.docx
@@ -93,7 +93,6 @@
           <w:color w:val="0070C0"/>
           <w:sz w:val="28"/>
           <w:szCs w:val="28"/>
-          <w:highlight w:val="yellow"/>
         </w:rPr>
         <w:t>https</w:t>
       </w:r>
@@ -104,7 +103,6 @@
           <w:color w:val="0070C0"/>
           <w:sz w:val="28"/>
           <w:szCs w:val="28"/>
-          <w:highlight w:val="yellow"/>
           <w:lang w:val="uk-UA"/>
         </w:rPr>
         <w:t>://</w:t>
@@ -116,7 +114,6 @@
           <w:color w:val="0070C0"/>
           <w:sz w:val="28"/>
           <w:szCs w:val="28"/>
-          <w:highlight w:val="yellow"/>
         </w:rPr>
         <w:t>github</w:t>
       </w:r>
@@ -127,7 +124,6 @@
           <w:color w:val="0070C0"/>
           <w:sz w:val="28"/>
           <w:szCs w:val="28"/>
-          <w:highlight w:val="yellow"/>
           <w:lang w:val="uk-UA"/>
         </w:rPr>
         <w:t>.</w:t>
@@ -139,7 +135,6 @@
           <w:color w:val="0070C0"/>
           <w:sz w:val="28"/>
           <w:szCs w:val="28"/>
-          <w:highlight w:val="yellow"/>
         </w:rPr>
         <w:t>com</w:t>
       </w:r>
@@ -150,7 +145,6 @@
           <w:color w:val="0070C0"/>
           <w:sz w:val="28"/>
           <w:szCs w:val="28"/>
-          <w:highlight w:val="yellow"/>
           <w:lang w:val="uk-UA"/>
         </w:rPr>
         <w:t>/</w:t>
@@ -162,7 +156,6 @@
           <w:color w:val="0070C0"/>
           <w:sz w:val="28"/>
           <w:szCs w:val="28"/>
-          <w:highlight w:val="yellow"/>
         </w:rPr>
         <w:t>omc</w:t>
       </w:r>
@@ -173,7 +166,6 @@
           <w:color w:val="0070C0"/>
           <w:sz w:val="28"/>
           <w:szCs w:val="28"/>
-          <w:highlight w:val="yellow"/>
           <w:lang w:val="uk-UA"/>
         </w:rPr>
         <w:t>-</w:t>
@@ -185,7 +177,6 @@
           <w:color w:val="0070C0"/>
           <w:sz w:val="28"/>
           <w:szCs w:val="28"/>
-          <w:highlight w:val="yellow"/>
         </w:rPr>
         <w:t>college</w:t>
       </w:r>
@@ -196,7 +187,6 @@
           <w:color w:val="0070C0"/>
           <w:sz w:val="28"/>
           <w:szCs w:val="28"/>
-          <w:highlight w:val="yellow"/>
           <w:lang w:val="uk-UA"/>
         </w:rPr>
         <w:t>/</w:t>
@@ -208,7 +198,6 @@
           <w:color w:val="0070C0"/>
           <w:sz w:val="28"/>
           <w:szCs w:val="28"/>
-          <w:highlight w:val="yellow"/>
         </w:rPr>
         <w:t>ipz</w:t>
       </w:r>
@@ -219,7 +208,6 @@
           <w:color w:val="0070C0"/>
           <w:sz w:val="28"/>
           <w:szCs w:val="28"/>
-          <w:highlight w:val="yellow"/>
           <w:lang w:val="uk-UA"/>
         </w:rPr>
         <w:t>4-</w:t>
@@ -231,7 +219,6 @@
           <w:color w:val="0070C0"/>
           <w:sz w:val="28"/>
           <w:szCs w:val="28"/>
-          <w:highlight w:val="yellow"/>
         </w:rPr>
         <w:t>Software</w:t>
       </w:r>
@@ -242,7 +229,6 @@
           <w:color w:val="0070C0"/>
           <w:sz w:val="28"/>
           <w:szCs w:val="28"/>
-          <w:highlight w:val="yellow"/>
           <w:lang w:val="uk-UA"/>
         </w:rPr>
         <w:t>-</w:t>
@@ -254,7 +240,6 @@
           <w:color w:val="0070C0"/>
           <w:sz w:val="28"/>
           <w:szCs w:val="28"/>
-          <w:highlight w:val="yellow"/>
         </w:rPr>
         <w:t>Engineering</w:t>
       </w:r>
@@ -265,7 +250,6 @@
           <w:color w:val="0070C0"/>
           <w:sz w:val="28"/>
           <w:szCs w:val="28"/>
-          <w:highlight w:val="yellow"/>
           <w:lang w:val="uk-UA"/>
         </w:rPr>
         <w:t>/</w:t>
@@ -277,9 +261,8 @@
           <w:color w:val="0070C0"/>
           <w:sz w:val="28"/>
           <w:szCs w:val="28"/>
-          <w:highlight w:val="yellow"/>
-        </w:rPr>
-        <w:t>tree</w:t>
+        </w:rPr>
+        <w:t>upload</w:t>
       </w:r>
       <w:r>
         <w:rPr>
@@ -288,7 +271,6 @@
           <w:color w:val="0070C0"/>
           <w:sz w:val="28"/>
           <w:szCs w:val="28"/>
-          <w:highlight w:val="yellow"/>
           <w:lang w:val="uk-UA"/>
         </w:rPr>
         <w:t>/</w:t>
@@ -300,7 +282,6 @@
           <w:color w:val="0070C0"/>
           <w:sz w:val="28"/>
           <w:szCs w:val="28"/>
-          <w:highlight w:val="yellow"/>
         </w:rPr>
         <w:t>master</w:t>
       </w:r>
@@ -311,10 +292,9 @@
           <w:color w:val="0070C0"/>
           <w:sz w:val="28"/>
           <w:szCs w:val="28"/>
-          <w:highlight w:val="yellow"/>
-          <w:lang w:val="uk-UA"/>
-        </w:rPr>
-        <w:t>/2024</w:t>
+          <w:lang w:val="uk-UA"/>
+        </w:rPr>
+        <w:t>/2027</w:t>
       </w:r>
       <w:bookmarkStart w:id="0" w:name="_GoBack"/>
       <w:bookmarkEnd w:id="0"/>
@@ -13807,7 +13787,7 @@
           <w:rPr>
             <w:noProof/>
           </w:rPr>
-          <w:t>1</w:t>
+          <w:t>14</w:t>
         </w:r>
         <w:r>
           <w:fldChar w:fldCharType="end"/>
